--- a/domain/operation/outcome_summary/document/report-card-template-v2.docx
+++ b/domain/operation/outcome_summary/document/report-card-template-v2.docx
@@ -4107,7 +4107,7 @@
         <w:sz w:val="16"/>
         <w:szCs w:val="16"/>
       </w:rPr>
-      <w:t xml:space="preserve">{{academic_year}}</w:t>
+      <w:t xml:space="preserve">{{academic_year_display}}</w:t>
     </w:r>
     <w:r>
       <w:rPr>
@@ -4202,7 +4202,7 @@
         <w:sz w:val="16"/>
         <w:szCs w:val="16"/>
       </w:rPr>
-      <w:t xml:space="preserve">{{academic_year}}</w:t>
+      <w:t xml:space="preserve">{{academic_year_display}}</w:t>
     </w:r>
     <w:r>
       <w:rPr>
@@ -4297,7 +4297,7 @@
         <w:sz w:val="16"/>
         <w:szCs w:val="16"/>
       </w:rPr>
-      <w:t xml:space="preserve">{{academic_year}}</w:t>
+      <w:t xml:space="preserve">{{academic_year_display}}</w:t>
     </w:r>
     <w:r>
       <w:rPr>
